--- a/output/DDR_Report.docx
+++ b/output/DDR_Report.docx
@@ -15,12 +15,36 @@
     </w:p>
     <w:p>
       <w:pPr>
+        <w:jc w:val="left"/>
+      </w:pPr>
+      <w:r>
+        <w:t>Made Using Python and Artificial Intelligence</w:t>
+        <w:br/>
+        <w:br/>
+        <w:t>Author: Adithya Sapalya</w:t>
+        <w:br/>
+        <w:br/>
+        <w:t>Date: 2024-06-15 - By UrbanRoof AI</w:t>
+        <w:br/>
+        <w:br/>
+        <w:t>Disclaimer: This report is generated using AI and should be verified by a qualified professional.</w:t>
+        <w:br/>
+        <w:br/>
+        <w:t>Note: The information provided in this report is based on the analysis of the inspection and thermal reports. It is intended for informational purposes only and should not be considered as a substitute for professional advice or judgment.</w:t>
+        <w:br/>
+        <w:br/>
+        <w:t>The author and UrbanRoof AI are not responsible for any decisions made based on the information contained in this report. Users are advised to consult with qualified professionals for any actions or decisions related to the property.</w:t>
+      </w:r>
+    </w:p>
+    <w:p>
+      <w:pPr>
         <w:jc w:val="center"/>
       </w:pPr>
       <w:r>
         <w:rPr>
           <w:b/>
         </w:rPr>
+        <w:br/>
         <w:t>Generated using Artificial Intelligence</w:t>
         <w:br/>
       </w:r>
@@ -43,13 +67,13 @@
     </w:p>
     <w:p>
       <w:r>
-        <w:t>The inspection revealed high severity issues with dampness, efflorescence, and spalling of paint at various locations, including the hall, bedrooms, and bathrooms. Water ingress or condensation is the root cause of these issues. Additionally, there are minor issues with gaps in tile joints and cracks on external walls. It is recommended to investigate and rectify the water ingress or condensation issues, re-paint affected areas, and re-tile areas with gaps in tile joints. Furthermore, cracks on external walls require investigation and repair.</w:t>
+        <w:t>The inspection revealed high-severity issues with dampness, efflorescence, and spalling of paint in multiple areas, including the hall, bedrooms, and bathrooms. Additionally, there are gaps in tile joints, cracks on external walls, and poor workmanship. It is essential to investigate and rectify the source of dampness, repair waterproofing systems, and address poor workmanship to prevent further damage and ensure the structural integrity of the property.</w:t>
       </w:r>
     </w:p>
     <w:p/>
     <w:p>
       <w:r>
-        <w:t>Overall Condition : The property has several structural and water ingress issues that require immediate attention.</w:t>
+        <w:t>Overall Condition : The property has several issues related to water ingress, condensation, and poor workmanship, which require immediate attention.</w:t>
       </w:r>
     </w:p>
     <w:p>
@@ -65,7 +89,7 @@
         <w:pStyle w:val="ListBullet"/>
       </w:pPr>
       <w:r>
-        <w:t>Investigate and rectify water ingress or condensation issues</w:t>
+        <w:t>areaissueseverity</w:t>
       </w:r>
     </w:p>
     <w:p>
@@ -73,7 +97,7 @@
         <w:pStyle w:val="ListBullet"/>
       </w:pPr>
       <w:r>
-        <w:t>Re-paint affected areas</w:t>
+        <w:t>areaissueseverity</w:t>
       </w:r>
     </w:p>
     <w:p>
@@ -81,15 +105,7 @@
         <w:pStyle w:val="ListBullet"/>
       </w:pPr>
       <w:r>
-        <w:t>Re-tile areas with gaps in tile joints</w:t>
-      </w:r>
-    </w:p>
-    <w:p>
-      <w:pPr>
-        <w:pStyle w:val="ListBullet"/>
-      </w:pPr>
-      <w:r>
-        <w:t>Investigate and repair cracks on external walls</w:t>
+        <w:t>areaissueseverity</w:t>
       </w:r>
     </w:p>
     <w:p>
@@ -987,7 +1003,7 @@
           </w:tcPr>
           <w:p>
             <w:r>
-              <w:t>Investigate and repair the water ingress or condensation issue, and apply a suitable waterproofing coating to the ceiling</w:t>
+              <w:t>Investigate and repair the water ingress or condensation issue, and apply a suitable coating to the ceiling to prevent further damage</w:t>
             </w:r>
           </w:p>
         </w:tc>
@@ -2205,7 +2221,7 @@
           </w:tcPr>
           <w:p>
             <w:r>
-              <w:t>Investigate and rectify the water ingress or condensation issue, and re-paint the ceiling with a water-resistant paint</w:t>
+              <w:t>Investigate and rectify the source of dampness, and apply a suitable coating to protect the ceiling</w:t>
             </w:r>
           </w:p>
         </w:tc>
@@ -2450,7 +2466,7 @@
           </w:tcPr>
           <w:p>
             <w:r>
-              <w:t>Investigate and rectify the source of dampness, consider applying a waterproofing treatment to the affected area</w:t>
+              <w:t>Investigate and rectify the source of dampness, and consider applying a waterproofing treatment to the affected area</w:t>
             </w:r>
           </w:p>
         </w:tc>
@@ -2695,7 +2711,7 @@
           </w:tcPr>
           <w:p>
             <w:r>
-              <w:t>Investigate and rectify the water ingress issue</w:t>
+              <w:t>Investigate and repair the skirting level to prevent further water ingress</w:t>
             </w:r>
           </w:p>
         </w:tc>
@@ -2940,7 +2956,7 @@
           </w:tcPr>
           <w:p>
             <w:r>
-              <w:t>Investigate and repair the source of dampness and repaint the affected area</w:t>
+              <w:t>Investigate and repair the source of dampness, and re-paint the affected area</w:t>
             </w:r>
           </w:p>
         </w:tc>
@@ -3163,7 +3179,7 @@
           </w:tcPr>
           <w:p>
             <w:r>
-              <w:t>Water ingress or condensation issue</w:t>
+              <w:t>Water ingress or condensation</w:t>
             </w:r>
           </w:p>
         </w:tc>
@@ -3430,7 +3446,7 @@
           </w:tcPr>
           <w:p>
             <w:r>
-              <w:t>Investigate and rectify the source of dampness, and repaint the affected area</w:t>
+              <w:t>Investigate and rectify the source of dampness, and repaint the affected area with a suitable water-resistant coating</w:t>
             </w:r>
           </w:p>
         </w:tc>
@@ -3653,7 +3669,7 @@
           </w:tcPr>
           <w:p>
             <w:r>
-              <w:t>Poor workmanship or inadequate tile installation</w:t>
+              <w:t>Poor workmanship</w:t>
             </w:r>
           </w:p>
         </w:tc>
@@ -3675,7 +3691,7 @@
           </w:tcPr>
           <w:p>
             <w:r>
-              <w:t>Re-tile the affected area and ensure proper joint sealing</w:t>
+              <w:t>Re-grout tile joints</w:t>
             </w:r>
           </w:p>
         </w:tc>
@@ -3898,7 +3914,7 @@
           </w:tcPr>
           <w:p>
             <w:r>
-              <w:t>Structural damage or settlement</w:t>
+              <w:t>Structural damage due to external factors</w:t>
             </w:r>
           </w:p>
         </w:tc>
@@ -3920,7 +3936,7 @@
           </w:tcPr>
           <w:p>
             <w:r>
-              <w:t>Investigate and repair cracks on external wall</w:t>
+              <w:t>Conduct a thorough structural assessment and repair the cracks on the external wall</w:t>
             </w:r>
           </w:p>
         </w:tc>
@@ -4165,7 +4181,7 @@
           </w:tcPr>
           <w:p>
             <w:r>
-              <w:t>Re-tile the affected area and ensure proper joint spacing and grouting</w:t>
+              <w:t>Re-tile the affected area to ensure proper joint spacing and grouting</w:t>
             </w:r>
           </w:p>
         </w:tc>
@@ -4410,7 +4426,7 @@
           </w:tcPr>
           <w:p>
             <w:r>
-              <w:t>Re-tile the balcony area to ensure proper joint spacing and sealing</w:t>
+              <w:t>Re-tile the balcony area, ensuring proper joint sealing and grouting</w:t>
             </w:r>
           </w:p>
         </w:tc>
@@ -4633,7 +4649,7 @@
           </w:tcPr>
           <w:p>
             <w:r>
-              <w:t>Structural damage due to external factors</w:t>
+              <w:t>Possible structural damage due to external wall cracks</w:t>
             </w:r>
           </w:p>
         </w:tc>
@@ -4655,7 +4671,7 @@
           </w:tcPr>
           <w:p>
             <w:r>
-              <w:t>Investigate and repair cracks on external wall of master bedroom</w:t>
+              <w:t>Conduct further investigation and repair or reinforce the affected area</w:t>
             </w:r>
           </w:p>
         </w:tc>
@@ -4900,7 +4916,7 @@
           </w:tcPr>
           <w:p>
             <w:r>
-              <w:t>Inspect and repair terrace surface, seal tile joints in bathroom</w:t>
+              <w:t>Repair and re-seal the terrace surface, inspect and re-grout the bathroom tile joints</w:t>
             </w:r>
           </w:p>
         </w:tc>
@@ -5637,7 +5653,7 @@
           </w:tcPr>
           <w:p>
             <w:r>
-              <w:t>Water ingress or condensation issue at the skirting level and wall corner of the bedroom</w:t>
+              <w:t>Water ingress or condensation issue</w:t>
             </w:r>
           </w:p>
         </w:tc>
@@ -5659,7 +5675,7 @@
           </w:tcPr>
           <w:p>
             <w:r>
-              <w:t>Investigate and rectify the water ingress or condensation issue, and consider applying a waterproofing treatment to the affected area</w:t>
+              <w:t>Investigate and repair the skirting and ceiling-wall corner to prevent further dampness</w:t>
             </w:r>
           </w:p>
         </w:tc>
@@ -5912,7 +5928,7 @@
           </w:tcPr>
           <w:p>
             <w:r>
-              <w:t>Investigate and repair the skirting level and area near the window in the master bedroom to prevent further dampness and paint spalling.</w:t>
+              <w:t>Investigate and rectify the water ingress or condensation issue, and inspect and repair the skirting and surrounding areas</w:t>
             </w:r>
           </w:p>
         </w:tc>
@@ -6165,7 +6181,7 @@
           </w:tcPr>
           <w:p>
             <w:r>
-              <w:t>Investigate and repair waterproofing system, and ensure proper drainage in the common bathroom passage area</w:t>
+              <w:t>Investigate and repair the waterproofing system, and ensure proper drainage in the common bathroom passage area</w:t>
             </w:r>
           </w:p>
         </w:tc>
@@ -6671,7 +6687,7 @@
           </w:tcPr>
           <w:p>
             <w:r>
-              <w:t>Investigate and repair the dampness and paint spalling issue, and consider upgrading the waterproofing system or improving ventilation in the area.</w:t>
+              <w:t>Investigate and repair the dampness and paint spalling issue, and consider upgrading the window flashing and skirting details</w:t>
             </w:r>
           </w:p>
         </w:tc>
@@ -7290,6 +7306,22 @@
         <w:pStyle w:val="ListBullet"/>
       </w:pPr>
       <w:r>
+        <w:t>Conduct a thorough structural assessment and repair the cracks on the external wall</w:t>
+      </w:r>
+    </w:p>
+    <w:p>
+      <w:pPr>
+        <w:pStyle w:val="ListBullet"/>
+      </w:pPr>
+      <w:r>
+        <w:t>Conduct further investigation and repair or reinforce the affected area</w:t>
+      </w:r>
+    </w:p>
+    <w:p>
+      <w:pPr>
+        <w:pStyle w:val="ListBullet"/>
+      </w:pPr>
+      <w:r>
         <w:t>Inspect and repair image 11: cracks on external wall of masterberoom in EXTERNAL WALL.</w:t>
       </w:r>
     </w:p>
@@ -7306,7 +7338,7 @@
         <w:pStyle w:val="ListBullet"/>
       </w:pPr>
       <w:r>
-        <w:t>Investigate and rectify the water ingress issue</w:t>
+        <w:t>Investigate and repair the skirting level to prevent further water ingress</w:t>
       </w:r>
     </w:p>
     <w:p>
@@ -7314,23 +7346,7 @@
         <w:pStyle w:val="ListBullet"/>
       </w:pPr>
       <w:r>
-        <w:t>Investigate and repair cracks on external wall</w:t>
-      </w:r>
-    </w:p>
-    <w:p>
-      <w:pPr>
-        <w:pStyle w:val="ListBullet"/>
-      </w:pPr>
-      <w:r>
-        <w:t>Investigate and repair cracks on external wall of master bedroom</w:t>
-      </w:r>
-    </w:p>
-    <w:p>
-      <w:pPr>
-        <w:pStyle w:val="ListBullet"/>
-      </w:pPr>
-      <w:r>
-        <w:t>Investigate and repair waterproofing system, and ensure proper drainage in the common bathroom passage area</w:t>
+        <w:t>Investigate and repair the waterproofing system, and ensure proper drainage in the common bathroom passage area</w:t>
       </w:r>
     </w:p>
     <w:p>
@@ -7354,14 +7370,6 @@
         <w:pStyle w:val="ListBullet"/>
       </w:pPr>
       <w:r>
-        <w:t>Inspect and repair terrace surface, seal tile joints in bathroom</w:t>
-      </w:r>
-    </w:p>
-    <w:p>
-      <w:pPr>
-        <w:pStyle w:val="ListBullet"/>
-      </w:pPr>
-      <w:r>
         <w:t>Investigate and rectify the source of dampness and water ingress, and apply a suitable waterproofing treatment to the affected area.</w:t>
       </w:r>
     </w:p>
@@ -7370,7 +7378,7 @@
         <w:pStyle w:val="ListBullet"/>
       </w:pPr>
       <w:r>
-        <w:t>Investigate and rectify the source of dampness, and repaint the affected area</w:t>
+        <w:t>Investigate and rectify the source of dampness, and apply a suitable coating to protect the ceiling</w:t>
       </w:r>
     </w:p>
     <w:p>
@@ -7378,7 +7386,7 @@
         <w:pStyle w:val="ListBullet"/>
       </w:pPr>
       <w:r>
-        <w:t>Investigate and rectify the source of dampness, consider applying a waterproofing treatment to the affected area</w:t>
+        <w:t>Investigate and rectify the source of dampness, and consider applying a waterproofing treatment to the affected area</w:t>
       </w:r>
     </w:p>
     <w:p>
@@ -7386,7 +7394,7 @@
         <w:pStyle w:val="ListBullet"/>
       </w:pPr>
       <w:r>
-        <w:t>Investigate and rectify the water ingress or condensation issue, and consider applying a waterproofing treatment to the affected area</w:t>
+        <w:t>Investigate and rectify the source of dampness, and repaint the affected area with a suitable water-resistant coating</w:t>
       </w:r>
     </w:p>
     <w:p>
@@ -7394,7 +7402,7 @@
         <w:pStyle w:val="ListBullet"/>
       </w:pPr>
       <w:r>
-        <w:t>Investigate and rectify the water ingress or condensation issue, and re-paint the ceiling with a water-resistant paint</w:t>
+        <w:t>Investigate and rectify the water ingress or condensation issue, and inspect and repair the skirting and surrounding areas</w:t>
       </w:r>
     </w:p>
     <w:p>
@@ -7402,7 +7410,7 @@
         <w:pStyle w:val="ListBullet"/>
       </w:pPr>
       <w:r>
-        <w:t>Investigate and repair the dampness and paint spalling issue, and consider upgrading the waterproofing system or improving ventilation in the area.</w:t>
+        <w:t>Investigate and repair the dampness and paint spalling issue, and consider upgrading the window flashing and skirting details</w:t>
       </w:r>
     </w:p>
     <w:p>
@@ -7410,15 +7418,7 @@
         <w:pStyle w:val="ListBullet"/>
       </w:pPr>
       <w:r>
-        <w:t>Investigate and repair the skirting level and area near the window in the master bedroom to prevent further dampness and paint spalling.</w:t>
-      </w:r>
-    </w:p>
-    <w:p>
-      <w:pPr>
-        <w:pStyle w:val="ListBullet"/>
-      </w:pPr>
-      <w:r>
-        <w:t>Investigate and repair the source of dampness and repaint the affected area</w:t>
+        <w:t>Investigate and repair the skirting and ceiling-wall corner to prevent further dampness</w:t>
       </w:r>
     </w:p>
     <w:p>
@@ -7434,7 +7434,15 @@
         <w:pStyle w:val="ListBullet"/>
       </w:pPr>
       <w:r>
-        <w:t>Investigate and repair the water ingress or condensation issue, and apply a suitable waterproofing coating to the ceiling</w:t>
+        <w:t>Investigate and repair the water ingress or condensation issue, and apply a suitable coating to the ceiling to prevent further damage</w:t>
+      </w:r>
+    </w:p>
+    <w:p>
+      <w:pPr>
+        <w:pStyle w:val="ListBullet"/>
+      </w:pPr>
+      <w:r>
+        <w:t>Repair and re-seal the terrace surface, inspect and re-grout the bathroom tile joints</w:t>
       </w:r>
     </w:p>
     <w:p>
@@ -7474,6 +7482,14 @@
         <w:pStyle w:val="ListBullet"/>
       </w:pPr>
       <w:r>
+        <w:t>Re-grout tile joints</w:t>
+      </w:r>
+    </w:p>
+    <w:p>
+      <w:pPr>
+        <w:pStyle w:val="ListBullet"/>
+      </w:pPr>
+      <w:r>
         <w:t>Re-tile the affected area and ensure proper joint sealing</w:t>
       </w:r>
     </w:p>
@@ -7482,7 +7498,7 @@
         <w:pStyle w:val="ListBullet"/>
       </w:pPr>
       <w:r>
-        <w:t>Re-tile the affected area and ensure proper joint spacing and grouting</w:t>
+        <w:t>Re-tile the affected area to ensure proper joint spacing and grouting</w:t>
       </w:r>
     </w:p>
     <w:p>
@@ -7490,7 +7506,7 @@
         <w:pStyle w:val="ListBullet"/>
       </w:pPr>
       <w:r>
-        <w:t>Re-tile the balcony area to ensure proper joint spacing and sealing</w:t>
+        <w:t>Re-tile the balcony area, ensuring proper joint sealing and grouting</w:t>
       </w:r>
     </w:p>
     <w:p>
